--- a/Poster_TAUP/poster.docx
+++ b/Poster_TAUP/poster.docx
@@ -1,29 +1,29 @@
 
 <file path=word/document.xml><?xml version="1.0" encoding="utf-8"?>
-<w:document xmlns:wpc="http://schemas.microsoft.com/office/word/2010/wordprocessingCanvas" xmlns:cx="http://schemas.microsoft.com/office/drawing/2014/chartex" xmlns:cx1="http://schemas.microsoft.com/office/drawing/2015/9/8/chartex" xmlns:cx2="http://schemas.microsoft.com/office/drawing/2015/10/21/chartex" xmlns:cx3="http://schemas.microsoft.com/office/drawing/2016/5/9/chartex" xmlns:cx4="http://schemas.microsoft.com/office/drawing/2016/5/10/chartex" xmlns:cx5="http://schemas.microsoft.com/office/drawing/2016/5/11/chartex" xmlns:cx6="http://schemas.microsoft.com/office/drawing/2016/5/12/chartex" xmlns:cx7="http://schemas.microsoft.com/office/drawing/2016/5/13/chartex" xmlns:cx8="http://schemas.microsoft.com/office/drawing/2016/5/14/chartex" xmlns:mc="http://schemas.openxmlformats.org/markup-compatibility/2006" xmlns:aink="http://schemas.microsoft.com/office/drawing/2016/ink" xmlns:am3d="http://schemas.microsoft.com/office/drawing/2017/model3d" xmlns:o="urn:schemas-microsoft-com:office:office" xmlns:oel="http://schemas.microsoft.com/office/2019/extlst" xmlns:r="http://schemas.openxmlformats.org/officeDocument/2006/relationships" xmlns:m="http://schemas.openxmlformats.org/officeDocument/2006/math" xmlns:v="urn:schemas-microsoft-com:vml" xmlns:wp14="http://schemas.microsoft.com/office/word/2010/wordprocessingDrawing" xmlns:wp="http://schemas.openxmlformats.org/drawingml/2006/wordprocessingDrawing" xmlns:w10="urn:schemas-microsoft-com:office:word" xmlns:w="http://schemas.openxmlformats.org/wordprocessingml/2006/main" xmlns:w14="http://schemas.microsoft.com/office/word/2010/wordml" xmlns:w15="http://schemas.microsoft.com/office/word/2012/wordml" xmlns:w16cex="http://schemas.microsoft.com/office/word/2018/wordml/cex" xmlns:w16cid="http://schemas.microsoft.com/office/word/2016/wordml/cid" xmlns:w16="http://schemas.microsoft.com/office/word/2018/wordml" xmlns:w16du="http://schemas.microsoft.com/office/word/2023/wordml/word16du" xmlns:w16sdtdh="http://schemas.microsoft.com/office/word/2020/wordml/sdtdatahash" xmlns:w16sdtfl="http://schemas.microsoft.com/office/word/2024/wordml/sdtformatlock" xmlns:w16se="http://schemas.microsoft.com/office/word/2015/wordml/symex" xmlns:wpg="http://schemas.microsoft.com/office/word/2010/wordprocessingGroup" xmlns:wpi="http://schemas.microsoft.com/office/word/2010/wordprocessingInk" xmlns:wne="http://schemas.microsoft.com/office/word/2006/wordml" xmlns:wps="http://schemas.microsoft.com/office/word/2010/wordprocessingShape" mc:Ignorable="w14 w15 w16se w16cid w16 w16cex w16sdtdh w16sdtfl w16du wp14">
+<w:document xmlns:wpc="http://schemas.microsoft.com/office/word/2010/wordprocessingCanvas" xmlns:cx="http://schemas.microsoft.com/office/drawing/2014/chartex" xmlns:cx1="http://schemas.microsoft.com/office/drawing/2015/9/8/chartex" xmlns:cx2="http://schemas.microsoft.com/office/drawing/2015/10/21/chartex" xmlns:cx3="http://schemas.microsoft.com/office/drawing/2016/5/9/chartex" xmlns:cx4="http://schemas.microsoft.com/office/drawing/2016/5/10/chartex" xmlns:cx5="http://schemas.microsoft.com/office/drawing/2016/5/11/chartex" xmlns:cx6="http://schemas.microsoft.com/office/drawing/2016/5/12/chartex" xmlns:cx7="http://schemas.microsoft.com/office/drawing/2016/5/13/chartex" xmlns:cx8="http://schemas.microsoft.com/office/drawing/2016/5/14/chartex" xmlns:mc="http://schemas.openxmlformats.org/markup-compatibility/2006" xmlns:aink="http://schemas.microsoft.com/office/drawing/2016/ink" xmlns:am3d="http://schemas.microsoft.com/office/drawing/2017/model3d" xmlns:o="urn:schemas-microsoft-com:office:office" xmlns:r="http://schemas.openxmlformats.org/officeDocument/2006/relationships" xmlns:m="http://schemas.openxmlformats.org/officeDocument/2006/math" xmlns:v="urn:schemas-microsoft-com:vml" xmlns:wp14="http://schemas.microsoft.com/office/word/2010/wordprocessingDrawing" xmlns:wp="http://schemas.openxmlformats.org/drawingml/2006/wordprocessingDrawing" xmlns:w10="urn:schemas-microsoft-com:office:word" xmlns:w="http://schemas.openxmlformats.org/wordprocessingml/2006/main" xmlns:w14="http://schemas.microsoft.com/office/word/2010/wordml" xmlns:w15="http://schemas.microsoft.com/office/word/2012/wordml" xmlns:w16cex="http://schemas.microsoft.com/office/word/2018/wordml/cex" xmlns:w16cid="http://schemas.microsoft.com/office/word/2016/wordml/cid" xmlns:w16="http://schemas.microsoft.com/office/word/2018/wordml" xmlns:w16sdtdh="http://schemas.microsoft.com/office/word/2020/wordml/sdtdatahash" xmlns:w16se="http://schemas.microsoft.com/office/word/2015/wordml/symex" xmlns:wpg="http://schemas.microsoft.com/office/word/2010/wordprocessingGroup" xmlns:wpi="http://schemas.microsoft.com/office/word/2010/wordprocessingInk" xmlns:wne="http://schemas.microsoft.com/office/word/2006/wordml" xmlns:wps="http://schemas.microsoft.com/office/word/2010/wordprocessingShape" mc:Ignorable="w14 w15 w16se w16cid w16 w16cex w16sdtdh wp14">
   <w:body>
     <w:p>
       <w:pPr>
-        <w:pStyle w:val="ListParagraph"/>
+        <w:pStyle w:val="a4"/>
         <w:numPr>
           <w:ilvl w:val="0"/>
           <w:numId w:val="3"/>
         </w:numPr>
         <w:rPr>
-          <w:rFonts w:ascii="FangSong" w:eastAsia="FangSong" w:hAnsi="FangSong"/>
+          <w:rFonts w:ascii="仿宋" w:eastAsia="仿宋" w:hAnsi="仿宋"/>
           <w:color w:val="7030A0"/>
           <w:sz w:val="36"/>
           <w:szCs w:val="36"/>
-          <w:lang w:val="en-CN"/>
-        </w:rPr>
-      </w:pPr>
-      <w:r>
-        <w:rPr>
-          <w:rFonts w:ascii="Times New Roman" w:eastAsia="FangSong" w:hAnsi="Times New Roman" w:cs="Times New Roman"/>
+          <w:lang/>
+        </w:rPr>
+      </w:pPr>
+      <w:r>
+        <w:rPr>
+          <w:rFonts w:ascii="Times New Roman" w:eastAsia="仿宋" w:hAnsi="Times New Roman" w:cs="Times New Roman"/>
           <w:color w:val="7030A0"/>
           <w:sz w:val="36"/>
           <w:szCs w:val="36"/>
-          <w:lang w:val="en-CN"/>
+          <w:lang/>
         </w:rPr>
         <w:t>Introduction</w:t>
       </w:r>
@@ -118,7 +118,7 @@
           <w:rFonts w:ascii="Times New Roman" w:hAnsi="Times New Roman" w:cs="Times New Roman"/>
           <w:color w:val="002060"/>
           <w:sz w:val="22"/>
-          <w:lang w:val="en-CN"/>
+          <w:lang/>
         </w:rPr>
       </w:pPr>
       <w:r>
@@ -294,7 +294,7 @@
           <w:rFonts w:ascii="Times New Roman" w:hAnsi="Times New Roman" w:cs="Times New Roman"/>
           <w:color w:val="002060"/>
           <w:sz w:val="22"/>
-          <w:lang w:val="en-CN"/>
+          <w:lang/>
         </w:rPr>
       </w:pPr>
     </w:p>
@@ -311,7 +311,7 @@
           <w:rFonts w:ascii="Times New Roman" w:hAnsi="Times New Roman" w:cs="Times New Roman"/>
           <w:color w:val="002060"/>
           <w:sz w:val="22"/>
-          <w:lang w:val="en-CN"/>
+          <w:lang/>
         </w:rPr>
         <w:t xml:space="preserve">A similar strategy was employed by the NUCLEUS collaboration, who used a </w:t>
       </w:r>
@@ -320,7 +320,7 @@
           <w:rFonts w:ascii="Cambria Math" w:hAnsi="Cambria Math" w:cs="Cambria Math"/>
           <w:color w:val="002060"/>
           <w:sz w:val="22"/>
-          <w:lang w:val="en-CN"/>
+          <w:lang/>
         </w:rPr>
         <w:t>∼</w:t>
       </w:r>
@@ -329,7 +329,7 @@
           <w:rFonts w:ascii="Times New Roman" w:hAnsi="Times New Roman" w:cs="Times New Roman"/>
           <w:color w:val="002060"/>
           <w:sz w:val="22"/>
-          <w:lang w:val="en-CN"/>
+          <w:lang/>
         </w:rPr>
         <w:t xml:space="preserve">1.8 m stainless-steel spring pendulum to passively isolate their detector from cryostat vibrations. The entire 10 mK detector assembly was suspended from a rigid structure, forming a low-pass mechanical filter with sub-hertz natural frequencies in all directions. Under continuous pulse-tube operation, axial and radial displacements were reduced to </w:t>
       </w:r>
@@ -338,7 +338,7 @@
           <w:rFonts w:ascii="Cambria Math" w:hAnsi="Cambria Math" w:cs="Cambria Math"/>
           <w:color w:val="002060"/>
           <w:sz w:val="22"/>
-          <w:lang w:val="en-CN"/>
+          <w:lang/>
         </w:rPr>
         <w:t>∼</w:t>
       </w:r>
@@ -347,7 +347,7 @@
           <w:rFonts w:ascii="Times New Roman" w:hAnsi="Times New Roman" w:cs="Times New Roman"/>
           <w:color w:val="002060"/>
           <w:sz w:val="22"/>
-          <w:lang w:val="en-CN"/>
+          <w:lang/>
         </w:rPr>
         <w:t xml:space="preserve">1 nm and </w:t>
       </w:r>
@@ -356,7 +356,7 @@
           <w:rFonts w:ascii="Cambria Math" w:hAnsi="Cambria Math" w:cs="Cambria Math"/>
           <w:color w:val="002060"/>
           <w:sz w:val="22"/>
-          <w:lang w:val="en-CN"/>
+          <w:lang/>
         </w:rPr>
         <w:t>∼</w:t>
       </w:r>
@@ -365,7 +365,7 @@
           <w:rFonts w:ascii="Times New Roman" w:hAnsi="Times New Roman" w:cs="Times New Roman"/>
           <w:color w:val="002060"/>
           <w:sz w:val="22"/>
-          <w:lang w:val="en-CN"/>
+          <w:lang/>
         </w:rPr>
         <w:t>100 pm RMS, respectively. This setup enabled a gram-scale CaWO₄ calorimeter to achieve a baseline energy resolution of (6.22 ± 0.07) eV FWHM at 0.6 keV, with stable performance over several weeks. These results demonstrate that spring-based suspensions can effectively suppress pulse-tube-induced vibrations in full-scale cryogenic systems.</w:t>
       </w:r>
@@ -411,7 +411,7 @@
           <w:rFonts w:ascii="Times New Roman" w:hAnsi="Times New Roman" w:cs="Times New Roman"/>
           <w:color w:val="002060"/>
           <w:sz w:val="22"/>
-          <w:lang w:val="en-CN"/>
+          <w:lang/>
         </w:rPr>
       </w:pPr>
     </w:p>
@@ -422,7 +422,7 @@
           <w:rFonts w:ascii="Times New Roman" w:hAnsi="Times New Roman" w:cs="Times New Roman"/>
           <w:color w:val="002060"/>
           <w:sz w:val="22"/>
-          <w:lang w:val="en-CN"/>
+          <w:lang/>
         </w:rPr>
       </w:pPr>
       <w:proofErr w:type="spellStart"/>
@@ -448,7 +448,7 @@
           <w:rFonts w:ascii="Times New Roman" w:hAnsi="Times New Roman" w:cs="Times New Roman"/>
           <w:color w:val="002060"/>
           <w:sz w:val="22"/>
-          <w:lang w:val="en-CN"/>
+          <w:lang/>
         </w:rPr>
         <w:t xml:space="preserve"> </w:t>
       </w:r>
@@ -465,7 +465,7 @@
           <w:rFonts w:ascii="Times New Roman" w:hAnsi="Times New Roman" w:cs="Times New Roman"/>
           <w:color w:val="002060"/>
           <w:sz w:val="22"/>
-          <w:lang w:val="en-CN"/>
+          <w:lang/>
         </w:rPr>
         <w:t xml:space="preserve"> </w:t>
       </w:r>
@@ -475,32 +475,14 @@
           <w:color w:val="002060"/>
           <w:sz w:val="22"/>
         </w:rPr>
-        <w:t xml:space="preserve">Both are passive and </w:t>
-      </w:r>
-      <w:proofErr w:type="gramStart"/>
-      <w:r>
-        <w:rPr>
-          <w:rFonts w:ascii="Times New Roman" w:hAnsi="Times New Roman" w:cs="Times New Roman"/>
-          <w:color w:val="002060"/>
-          <w:sz w:val="22"/>
-        </w:rPr>
-        <w:t>efficient, but</w:t>
-      </w:r>
-      <w:proofErr w:type="gramEnd"/>
-      <w:r>
-        <w:rPr>
-          <w:rFonts w:ascii="Times New Roman" w:hAnsi="Times New Roman" w:cs="Times New Roman"/>
-          <w:color w:val="002060"/>
-          <w:sz w:val="22"/>
-        </w:rPr>
-        <w:t xml:space="preserve"> differ in ease of implementation and precision.</w:t>
-      </w:r>
-      <w:r>
-        <w:rPr>
-          <w:rFonts w:ascii="Times New Roman" w:hAnsi="Times New Roman" w:cs="Times New Roman"/>
-          <w:color w:val="002060"/>
-          <w:sz w:val="22"/>
-          <w:lang w:val="en-CN"/>
+        <w:t>Both are passive and efficient, but differ in ease of implementation and precision.</w:t>
+      </w:r>
+      <w:r>
+        <w:rPr>
+          <w:rFonts w:ascii="Times New Roman" w:hAnsi="Times New Roman" w:cs="Times New Roman"/>
+          <w:color w:val="002060"/>
+          <w:sz w:val="22"/>
+          <w:lang/>
         </w:rPr>
         <w:t xml:space="preserve"> </w:t>
       </w:r>
@@ -527,7 +509,7 @@
           <w:rFonts w:ascii="Times New Roman" w:hAnsi="Times New Roman" w:cs="Times New Roman" w:hint="eastAsia"/>
           <w:color w:val="002060"/>
           <w:sz w:val="22"/>
-          <w:lang w:val="en-CN"/>
+          <w:lang/>
         </w:rPr>
         <w:t xml:space="preserve"> </w:t>
       </w:r>
@@ -709,39 +691,39 @@
     <w:p>
       <w:pPr>
         <w:rPr>
-          <w:rFonts w:ascii="Times New Roman" w:eastAsia="FangSong" w:hAnsi="Times New Roman" w:cs="Times New Roman"/>
+          <w:rFonts w:ascii="Times New Roman" w:eastAsia="仿宋" w:hAnsi="Times New Roman" w:cs="Times New Roman"/>
           <w:b/>
           <w:bCs/>
           <w:sz w:val="22"/>
-          <w:lang w:val="en-CN"/>
-        </w:rPr>
-      </w:pPr>
-      <w:hyperlink r:id="rId5" w:history="1">
+          <w:lang/>
+        </w:rPr>
+      </w:pPr>
+      <w:hyperlink r:id="rId7" w:history="1">
         <w:r>
           <w:rPr>
-            <w:rStyle w:val="Hyperlink"/>
-            <w:rFonts w:ascii="Times New Roman" w:eastAsia="FangSong" w:hAnsi="Times New Roman" w:cs="Times New Roman"/>
+            <w:rStyle w:val="a5"/>
+            <w:rFonts w:ascii="Times New Roman" w:eastAsia="仿宋" w:hAnsi="Times New Roman" w:cs="Times New Roman"/>
             <w:b/>
             <w:bCs/>
             <w:sz w:val="22"/>
-            <w:lang w:val="en-CN"/>
+            <w:lang/>
           </w:rPr>
           <w:t>[1]</w:t>
         </w:r>
         <w:r>
           <w:rPr>
-            <w:rStyle w:val="Hyperlink"/>
+            <w:rStyle w:val="a5"/>
           </w:rPr>
           <w:t xml:space="preserve"> </w:t>
         </w:r>
         <w:r>
           <w:rPr>
-            <w:rStyle w:val="Hyperlink"/>
-            <w:rFonts w:ascii="Times New Roman" w:eastAsia="FangSong" w:hAnsi="Times New Roman" w:cs="Times New Roman"/>
+            <w:rStyle w:val="a5"/>
+            <w:rFonts w:ascii="Times New Roman" w:eastAsia="仿宋" w:hAnsi="Times New Roman" w:cs="Times New Roman"/>
             <w:b/>
             <w:bCs/>
             <w:sz w:val="22"/>
-            <w:lang w:val="en-CN"/>
+            <w:lang/>
           </w:rPr>
           <w:t>Vibration decoupling system for massive bolometers in dry cryostats</w:t>
         </w:r>
@@ -750,31 +732,31 @@
     <w:p>
       <w:pPr>
         <w:rPr>
-          <w:rFonts w:ascii="Times New Roman" w:eastAsia="FangSong" w:hAnsi="Times New Roman" w:cs="Times New Roman" w:hint="eastAsia"/>
+          <w:rFonts w:ascii="Times New Roman" w:eastAsia="仿宋" w:hAnsi="Times New Roman" w:cs="Times New Roman"/>
           <w:b/>
           <w:bCs/>
           <w:sz w:val="22"/>
-          <w:lang w:val="en-CN"/>
-        </w:rPr>
-      </w:pPr>
-      <w:r>
-        <w:rPr>
-          <w:rFonts w:ascii="Times New Roman" w:eastAsia="FangSong" w:hAnsi="Times New Roman" w:cs="Times New Roman"/>
+          <w:lang/>
+        </w:rPr>
+      </w:pPr>
+      <w:r>
+        <w:rPr>
+          <w:rFonts w:ascii="Times New Roman" w:eastAsia="仿宋" w:hAnsi="Times New Roman" w:cs="Times New Roman"/>
           <w:b/>
           <w:bCs/>
           <w:sz w:val="22"/>
         </w:rPr>
         <w:t>[2]</w:t>
       </w:r>
-      <w:hyperlink r:id="rId6" w:history="1">
+      <w:hyperlink r:id="rId8" w:history="1">
         <w:r>
           <w:rPr>
-            <w:rStyle w:val="Hyperlink"/>
-            <w:rFonts w:ascii="Times New Roman" w:eastAsia="FangSong" w:hAnsi="Times New Roman" w:cs="Times New Roman"/>
+            <w:rStyle w:val="a5"/>
+            <w:rFonts w:ascii="Times New Roman" w:eastAsia="仿宋" w:hAnsi="Times New Roman" w:cs="Times New Roman"/>
             <w:b/>
             <w:bCs/>
             <w:sz w:val="22"/>
-            <w:lang w:val="en-CN"/>
+            <w:lang/>
           </w:rPr>
           <w:t>Decoupling Pulse Tube Vibrations from a Dry Dilution Refrigerator at milli-Kelvin Temperatures</w:t>
         </w:r>
@@ -782,26 +764,26 @@
     </w:p>
     <w:p>
       <w:pPr>
-        <w:pStyle w:val="ListParagraph"/>
+        <w:pStyle w:val="a4"/>
         <w:numPr>
           <w:ilvl w:val="0"/>
           <w:numId w:val="3"/>
         </w:numPr>
         <w:rPr>
-          <w:rFonts w:ascii="Times New Roman" w:eastAsia="FangSong" w:hAnsi="Times New Roman" w:cs="Times New Roman"/>
+          <w:rFonts w:ascii="Times New Roman" w:eastAsia="仿宋" w:hAnsi="Times New Roman" w:cs="Times New Roman"/>
           <w:color w:val="7030A0"/>
           <w:sz w:val="36"/>
           <w:szCs w:val="36"/>
-          <w:lang w:val="en-CN"/>
-        </w:rPr>
-      </w:pPr>
-      <w:r>
-        <w:rPr>
-          <w:rFonts w:ascii="Times New Roman" w:eastAsia="FangSong" w:hAnsi="Times New Roman" w:cs="Times New Roman"/>
+          <w:lang/>
+        </w:rPr>
+      </w:pPr>
+      <w:r>
+        <w:rPr>
+          <w:rFonts w:ascii="Times New Roman" w:eastAsia="仿宋" w:hAnsi="Times New Roman" w:cs="Times New Roman"/>
           <w:color w:val="7030A0"/>
           <w:sz w:val="36"/>
           <w:szCs w:val="36"/>
-          <w:lang w:val="en-CN"/>
+          <w:lang/>
         </w:rPr>
         <w:lastRenderedPageBreak/>
         <w:t>Methods</w:t>
@@ -810,7 +792,7 @@
     <w:p>
       <w:pPr>
         <w:rPr>
-          <w:rFonts w:ascii="Times New Roman" w:hAnsi="Times New Roman" w:cs="Times New Roman" w:hint="eastAsia"/>
+          <w:rFonts w:ascii="Times New Roman" w:hAnsi="Times New Roman" w:cs="Times New Roman"/>
           <w:color w:val="002060"/>
           <w:sz w:val="22"/>
         </w:rPr>
@@ -864,22 +846,22 @@
       <w:pPr>
         <w:jc w:val="center"/>
         <w:rPr>
-          <w:rFonts w:ascii="Times New Roman" w:eastAsia="FangSong" w:hAnsi="Times New Roman" w:cs="Times New Roman"/>
+          <w:rFonts w:ascii="Times New Roman" w:eastAsia="仿宋" w:hAnsi="Times New Roman" w:cs="Times New Roman"/>
           <w:color w:val="7030A0"/>
           <w:sz w:val="36"/>
           <w:szCs w:val="36"/>
-          <w:lang w:val="en-CN"/>
-        </w:rPr>
-      </w:pPr>
-      <w:r>
-        <w:rPr>
-          <w:rFonts w:ascii="FangSong" w:eastAsia="FangSong" w:hAnsi="FangSong"/>
+          <w:lang/>
+        </w:rPr>
+      </w:pPr>
+      <w:r>
+        <w:rPr>
+          <w:rFonts w:ascii="仿宋" w:eastAsia="仿宋" w:hAnsi="仿宋"/>
           <w:b/>
           <w:bCs/>
           <w:noProof/>
           <w:sz w:val="36"/>
           <w:szCs w:val="36"/>
-          <w:lang w:val="en-CN"/>
+          <w:lang/>
         </w:rPr>
         <w:drawing>
           <wp:inline distT="0" distB="0" distL="0" distR="0" wp14:anchorId="33346463" wp14:editId="4B49F409">
@@ -897,7 +879,7 @@
                     <pic:cNvPicPr/>
                   </pic:nvPicPr>
                   <pic:blipFill>
-                    <a:blip r:embed="rId7"/>
+                    <a:blip r:embed="rId9"/>
                     <a:stretch>
                       <a:fillRect/>
                     </a:stretch>
@@ -919,23 +901,23 @@
       </w:r>
       <w:r>
         <w:rPr>
-          <w:rFonts w:ascii="Times New Roman" w:eastAsia="FangSong" w:hAnsi="Times New Roman" w:cs="Times New Roman" w:hint="eastAsia"/>
+          <w:rFonts w:ascii="Times New Roman" w:eastAsia="仿宋" w:hAnsi="Times New Roman" w:cs="Times New Roman" w:hint="eastAsia"/>
           <w:color w:val="7030A0"/>
           <w:sz w:val="36"/>
           <w:szCs w:val="36"/>
-          <w:lang w:val="en-CN"/>
+          <w:lang/>
         </w:rPr>
         <w:t xml:space="preserve">     </w:t>
       </w:r>
       <w:r>
         <w:rPr>
-          <w:rFonts w:ascii="FangSong" w:eastAsia="FangSong" w:hAnsi="FangSong"/>
+          <w:rFonts w:ascii="仿宋" w:eastAsia="仿宋" w:hAnsi="仿宋"/>
           <w:b/>
           <w:bCs/>
           <w:noProof/>
           <w:sz w:val="36"/>
           <w:szCs w:val="36"/>
-          <w:lang w:val="en-CN"/>
+          <w:lang/>
         </w:rPr>
         <w:drawing>
           <wp:inline distT="0" distB="0" distL="0" distR="0" wp14:anchorId="24A01DA0" wp14:editId="699A63F0">
@@ -953,7 +935,7 @@
                     <pic:cNvPicPr/>
                   </pic:nvPicPr>
                   <pic:blipFill>
-                    <a:blip r:embed="rId8"/>
+                    <a:blip r:embed="rId10"/>
                     <a:stretch>
                       <a:fillRect/>
                     </a:stretch>
@@ -975,21 +957,22 @@
       </w:r>
       <w:r>
         <w:rPr>
-          <w:rFonts w:ascii="Times New Roman" w:eastAsia="FangSong" w:hAnsi="Times New Roman" w:cs="Times New Roman" w:hint="eastAsia"/>
+          <w:rFonts w:ascii="Times New Roman" w:eastAsia="仿宋" w:hAnsi="Times New Roman" w:cs="Times New Roman" w:hint="eastAsia"/>
           <w:color w:val="7030A0"/>
           <w:sz w:val="36"/>
           <w:szCs w:val="36"/>
-          <w:lang w:val="en-CN"/>
+          <w:lang/>
         </w:rPr>
         <w:t xml:space="preserve">         </w:t>
       </w:r>
       <w:r>
         <w:rPr>
-          <w:rFonts w:ascii="Times New Roman" w:eastAsia="FangSong" w:hAnsi="Times New Roman" w:cs="Times New Roman"/>
+          <w:rFonts w:ascii="Times New Roman" w:eastAsia="仿宋" w:hAnsi="Times New Roman" w:cs="Times New Roman"/>
+          <w:noProof/>
           <w:color w:val="7030A0"/>
           <w:sz w:val="36"/>
           <w:szCs w:val="36"/>
-          <w:lang w:val="en-CN"/>
+          <w:lang/>
         </w:rPr>
         <w:drawing>
           <wp:inline distT="0" distB="0" distL="0" distR="0" wp14:anchorId="6147DA50" wp14:editId="47D99377">
@@ -1007,7 +990,7 @@
                     <pic:cNvPicPr/>
                   </pic:nvPicPr>
                   <pic:blipFill>
-                    <a:blip r:embed="rId9"/>
+                    <a:blip r:embed="rId11"/>
                     <a:stretch>
                       <a:fillRect/>
                     </a:stretch>
@@ -1029,13 +1012,13 @@
       </w:r>
       <w:r>
         <w:rPr>
-          <w:rFonts w:ascii="FangSong" w:eastAsia="FangSong" w:hAnsi="FangSong"/>
+          <w:rFonts w:ascii="仿宋" w:eastAsia="仿宋" w:hAnsi="仿宋"/>
           <w:b/>
           <w:bCs/>
           <w:noProof/>
           <w:sz w:val="36"/>
           <w:szCs w:val="36"/>
-          <w:lang w:val="en-CN"/>
+          <w:lang/>
         </w:rPr>
         <w:drawing>
           <wp:inline distT="0" distB="0" distL="0" distR="0" wp14:anchorId="0C47692D" wp14:editId="1FB862EC">
@@ -1053,7 +1036,7 @@
                     <pic:cNvPicPr/>
                   </pic:nvPicPr>
                   <pic:blipFill>
-                    <a:blip r:embed="rId10"/>
+                    <a:blip r:embed="rId12"/>
                     <a:stretch>
                       <a:fillRect/>
                     </a:stretch>
@@ -1075,23 +1058,23 @@
       </w:r>
       <w:r>
         <w:rPr>
-          <w:rFonts w:ascii="Times New Roman" w:eastAsia="FangSong" w:hAnsi="Times New Roman" w:cs="Times New Roman" w:hint="eastAsia"/>
+          <w:rFonts w:ascii="Times New Roman" w:eastAsia="仿宋" w:hAnsi="Times New Roman" w:cs="Times New Roman" w:hint="eastAsia"/>
           <w:color w:val="7030A0"/>
           <w:sz w:val="36"/>
           <w:szCs w:val="36"/>
-          <w:lang w:val="en-CN"/>
+          <w:lang/>
         </w:rPr>
         <w:t xml:space="preserve">        </w:t>
       </w:r>
       <w:r>
         <w:rPr>
-          <w:rFonts w:ascii="FangSong" w:eastAsia="FangSong" w:hAnsi="FangSong"/>
+          <w:rFonts w:ascii="仿宋" w:eastAsia="仿宋" w:hAnsi="仿宋"/>
           <w:b/>
           <w:bCs/>
           <w:noProof/>
           <w:sz w:val="36"/>
           <w:szCs w:val="36"/>
-          <w:lang w:val="en-CN"/>
+          <w:lang/>
         </w:rPr>
         <w:drawing>
           <wp:inline distT="0" distB="0" distL="0" distR="0" wp14:anchorId="2E1D130D" wp14:editId="224734E8">
@@ -1109,7 +1092,7 @@
                     <pic:cNvPicPr/>
                   </pic:nvPicPr>
                   <pic:blipFill>
-                    <a:blip r:embed="rId11"/>
+                    <a:blip r:embed="rId13"/>
                     <a:stretch>
                       <a:fillRect/>
                     </a:stretch>
@@ -1191,6 +1174,7 @@
       <w:r>
         <w:rPr>
           <w:rFonts w:ascii="Times New Roman" w:hAnsi="Times New Roman" w:cs="Times New Roman"/>
+          <w:noProof/>
           <w:color w:val="002060"/>
           <w:sz w:val="22"/>
         </w:rPr>
@@ -1210,7 +1194,7 @@
                     <pic:cNvPicPr/>
                   </pic:nvPicPr>
                   <pic:blipFill>
-                    <a:blip r:embed="rId12"/>
+                    <a:blip r:embed="rId14"/>
                     <a:stretch>
                       <a:fillRect/>
                     </a:stretch>
@@ -1234,18 +1218,69 @@
     <w:p>
       <w:pPr>
         <w:rPr>
+          <w:rFonts w:ascii="Times New Roman" w:hAnsi="Times New Roman" w:cs="Times New Roman"/>
+          <w:color w:val="002060"/>
+          <w:sz w:val="22"/>
+        </w:rPr>
+      </w:pPr>
+      <w:r>
+        <w:rPr>
+          <w:rFonts w:ascii="Times New Roman" w:hAnsi="Times New Roman" w:cs="Times New Roman"/>
+          <w:color w:val="002060"/>
+          <w:sz w:val="22"/>
+        </w:rPr>
+        <w:t>where N is the total number of time windows. Using the calibration gain of the</w:t>
+      </w:r>
+      <w:r>
+        <w:rPr>
           <w:rFonts w:ascii="Times New Roman" w:hAnsi="Times New Roman" w:cs="Times New Roman" w:hint="eastAsia"/>
           <w:color w:val="002060"/>
           <w:sz w:val="22"/>
         </w:rPr>
-      </w:pPr>
-      <w:r>
-        <w:rPr>
-          <w:rFonts w:ascii="Times New Roman" w:hAnsi="Times New Roman" w:cs="Times New Roman"/>
-          <w:color w:val="002060"/>
-          <w:sz w:val="22"/>
-        </w:rPr>
-        <w:t>where N is the total number of time windows. Using the calibration gain of the</w:t>
+        <w:t xml:space="preserve"> </w:t>
+      </w:r>
+      <w:r>
+        <w:rPr>
+          <w:rFonts w:ascii="Times New Roman" w:hAnsi="Times New Roman" w:cs="Times New Roman"/>
+          <w:color w:val="002060"/>
+          <w:sz w:val="22"/>
+        </w:rPr>
+        <w:t xml:space="preserve">accelerometer, the </w:t>
+      </w:r>
+      <w:proofErr w:type="spellStart"/>
+      <w:r>
+        <w:rPr>
+          <w:rFonts w:ascii="Times New Roman" w:hAnsi="Times New Roman" w:cs="Times New Roman"/>
+          <w:color w:val="002060"/>
+          <w:sz w:val="22"/>
+        </w:rPr>
+        <w:t>LPSDa</w:t>
+      </w:r>
+      <w:proofErr w:type="spellEnd"/>
+      <w:r>
+        <w:rPr>
+          <w:rFonts w:ascii="Times New Roman" w:hAnsi="Times New Roman" w:cs="Times New Roman"/>
+          <w:color w:val="002060"/>
+          <w:sz w:val="22"/>
+        </w:rPr>
+        <w:t xml:space="preserve"> is given in [g/√Hz].</w:t>
+      </w:r>
+    </w:p>
+    <w:p>
+      <w:pPr>
+        <w:rPr>
+          <w:rFonts w:ascii="Times New Roman" w:hAnsi="Times New Roman" w:cs="Times New Roman"/>
+          <w:color w:val="002060"/>
+          <w:sz w:val="22"/>
+        </w:rPr>
+      </w:pPr>
+      <w:r>
+        <w:rPr>
+          <w:rFonts w:ascii="Times New Roman" w:hAnsi="Times New Roman" w:cs="Times New Roman"/>
+          <w:color w:val="002060"/>
+          <w:sz w:val="22"/>
+        </w:rPr>
+        <w:t>The LPSD of displacement can be reconstructed from the LPSD of acceleration as</w:t>
       </w:r>
       <w:r>
         <w:rPr>
@@ -1261,57 +1296,6 @@
           <w:color w:val="002060"/>
           <w:sz w:val="22"/>
         </w:rPr>
-        <w:t xml:space="preserve">accelerometer, the </w:t>
-      </w:r>
-      <w:proofErr w:type="spellStart"/>
-      <w:r>
-        <w:rPr>
-          <w:rFonts w:ascii="Times New Roman" w:hAnsi="Times New Roman" w:cs="Times New Roman"/>
-          <w:color w:val="002060"/>
-          <w:sz w:val="22"/>
-        </w:rPr>
-        <w:t>LPSDa</w:t>
-      </w:r>
-      <w:proofErr w:type="spellEnd"/>
-      <w:r>
-        <w:rPr>
-          <w:rFonts w:ascii="Times New Roman" w:hAnsi="Times New Roman" w:cs="Times New Roman"/>
-          <w:color w:val="002060"/>
-          <w:sz w:val="22"/>
-        </w:rPr>
-        <w:t xml:space="preserve"> is given in [g/√Hz].</w:t>
-      </w:r>
-    </w:p>
-    <w:p>
-      <w:pPr>
-        <w:rPr>
-          <w:rFonts w:ascii="Times New Roman" w:hAnsi="Times New Roman" w:cs="Times New Roman"/>
-          <w:color w:val="002060"/>
-          <w:sz w:val="22"/>
-        </w:rPr>
-      </w:pPr>
-      <w:r>
-        <w:rPr>
-          <w:rFonts w:ascii="Times New Roman" w:hAnsi="Times New Roman" w:cs="Times New Roman"/>
-          <w:color w:val="002060"/>
-          <w:sz w:val="22"/>
-        </w:rPr>
-        <w:t>The LPSD of displacement can be reconstructed from the LPSD of acceleration as</w:t>
-      </w:r>
-      <w:r>
-        <w:rPr>
-          <w:rFonts w:ascii="Times New Roman" w:hAnsi="Times New Roman" w:cs="Times New Roman" w:hint="eastAsia"/>
-          <w:color w:val="002060"/>
-          <w:sz w:val="22"/>
-        </w:rPr>
-        <w:t xml:space="preserve"> </w:t>
-      </w:r>
-      <w:r>
-        <w:rPr>
-          <w:rFonts w:ascii="Times New Roman" w:hAnsi="Times New Roman" w:cs="Times New Roman"/>
-          <w:color w:val="002060"/>
-          <w:sz w:val="22"/>
-        </w:rPr>
         <w:t>follows:</w:t>
       </w:r>
     </w:p>
@@ -1327,6 +1311,7 @@
       <w:r>
         <w:rPr>
           <w:rFonts w:ascii="Times New Roman" w:hAnsi="Times New Roman" w:cs="Times New Roman"/>
+          <w:noProof/>
           <w:color w:val="002060"/>
           <w:sz w:val="22"/>
         </w:rPr>
@@ -1346,7 +1331,7 @@
                     <pic:cNvPicPr/>
                   </pic:nvPicPr>
                   <pic:blipFill>
-                    <a:blip r:embed="rId13"/>
+                    <a:blip r:embed="rId15"/>
                     <a:stretch>
                       <a:fillRect/>
                     </a:stretch>
@@ -1472,14 +1457,15 @@
       <w:pPr>
         <w:jc w:val="center"/>
         <w:rPr>
-          <w:rFonts w:ascii="Times New Roman" w:hAnsi="Times New Roman" w:cs="Times New Roman" w:hint="eastAsia"/>
-          <w:color w:val="002060"/>
-          <w:sz w:val="22"/>
-        </w:rPr>
-      </w:pPr>
-      <w:r>
-        <w:rPr>
-          <w:rFonts w:ascii="Times New Roman" w:hAnsi="Times New Roman" w:cs="Times New Roman"/>
+          <w:rFonts w:ascii="Times New Roman" w:hAnsi="Times New Roman" w:cs="Times New Roman"/>
+          <w:color w:val="002060"/>
+          <w:sz w:val="22"/>
+        </w:rPr>
+      </w:pPr>
+      <w:r>
+        <w:rPr>
+          <w:rFonts w:ascii="Times New Roman" w:hAnsi="Times New Roman" w:cs="Times New Roman"/>
+          <w:noProof/>
           <w:color w:val="002060"/>
           <w:sz w:val="22"/>
         </w:rPr>
@@ -1499,7 +1485,7 @@
                     <pic:cNvPicPr/>
                   </pic:nvPicPr>
                   <pic:blipFill>
-                    <a:blip r:embed="rId14"/>
+                    <a:blip r:embed="rId16"/>
                     <a:stretch>
                       <a:fillRect/>
                     </a:stretch>
@@ -1523,7 +1509,7 @@
     <w:p>
       <w:pPr>
         <w:rPr>
-          <w:rFonts w:ascii="Times New Roman" w:hAnsi="Times New Roman" w:cs="Times New Roman" w:hint="eastAsia"/>
+          <w:rFonts w:ascii="Times New Roman" w:hAnsi="Times New Roman" w:cs="Times New Roman"/>
           <w:color w:val="002060"/>
           <w:sz w:val="22"/>
         </w:rPr>
@@ -1539,26 +1525,26 @@
     </w:p>
     <w:p>
       <w:pPr>
-        <w:pStyle w:val="ListParagraph"/>
+        <w:pStyle w:val="a4"/>
         <w:numPr>
           <w:ilvl w:val="0"/>
           <w:numId w:val="3"/>
         </w:numPr>
         <w:rPr>
-          <w:rFonts w:ascii="Times New Roman" w:eastAsia="FangSong" w:hAnsi="Times New Roman" w:cs="Times New Roman"/>
+          <w:rFonts w:ascii="Times New Roman" w:eastAsia="仿宋" w:hAnsi="Times New Roman" w:cs="Times New Roman"/>
           <w:color w:val="7030A0"/>
           <w:sz w:val="36"/>
           <w:szCs w:val="36"/>
-          <w:lang w:val="en-CN"/>
-        </w:rPr>
-      </w:pPr>
-      <w:r>
-        <w:rPr>
-          <w:rFonts w:ascii="Times New Roman" w:eastAsia="FangSong" w:hAnsi="Times New Roman" w:cs="Times New Roman"/>
+          <w:lang/>
+        </w:rPr>
+      </w:pPr>
+      <w:r>
+        <w:rPr>
+          <w:rFonts w:ascii="Times New Roman" w:eastAsia="仿宋" w:hAnsi="Times New Roman" w:cs="Times New Roman"/>
           <w:color w:val="7030A0"/>
           <w:sz w:val="36"/>
           <w:szCs w:val="36"/>
-          <w:lang w:val="en-CN"/>
+          <w:lang/>
         </w:rPr>
         <w:t>Results</w:t>
       </w:r>
@@ -1609,16 +1595,17 @@
     <w:p>
       <w:pPr>
         <w:rPr>
-          <w:rFonts w:ascii="Times New Roman" w:eastAsia="FangSong" w:hAnsi="Times New Roman" w:cs="Times New Roman"/>
+          <w:rFonts w:ascii="Times New Roman" w:eastAsia="仿宋" w:hAnsi="Times New Roman" w:cs="Times New Roman"/>
           <w:color w:val="7030A0"/>
           <w:sz w:val="36"/>
           <w:szCs w:val="36"/>
-          <w:lang w:val="en-CN"/>
-        </w:rPr>
-      </w:pPr>
-      <w:r>
-        <w:rPr>
-          <w:rFonts w:ascii="Times New Roman" w:eastAsia="FangSong" w:hAnsi="Times New Roman" w:cs="Times New Roman"/>
+          <w:lang/>
+        </w:rPr>
+      </w:pPr>
+      <w:r>
+        <w:rPr>
+          <w:rFonts w:ascii="Times New Roman" w:eastAsia="仿宋" w:hAnsi="Times New Roman" w:cs="Times New Roman"/>
+          <w:noProof/>
           <w:color w:val="7030A0"/>
           <w:sz w:val="36"/>
           <w:szCs w:val="36"/>
@@ -1661,7 +1648,7 @@
                     </pic:cNvPicPr>
                   </pic:nvPicPr>
                   <pic:blipFill>
-                    <a:blip r:embed="rId15"/>
+                    <a:blip r:embed="rId17"/>
                     <a:stretch>
                       <a:fillRect/>
                     </a:stretch>
@@ -1689,7 +1676,8 @@
       </w:r>
       <w:r>
         <w:rPr>
-          <w:rFonts w:ascii="Times New Roman" w:eastAsia="FangSong" w:hAnsi="Times New Roman" w:cs="Times New Roman"/>
+          <w:rFonts w:ascii="Times New Roman" w:eastAsia="仿宋" w:hAnsi="Times New Roman" w:cs="Times New Roman"/>
+          <w:noProof/>
           <w:color w:val="7030A0"/>
           <w:sz w:val="36"/>
           <w:szCs w:val="36"/>
@@ -1732,7 +1720,7 @@
                     </pic:cNvPicPr>
                   </pic:nvPicPr>
                   <pic:blipFill>
-                    <a:blip r:embed="rId15"/>
+                    <a:blip r:embed="rId17"/>
                     <a:stretch>
                       <a:fillRect/>
                     </a:stretch>
@@ -1762,60 +1750,61 @@
     <w:p>
       <w:pPr>
         <w:rPr>
-          <w:rFonts w:ascii="Times New Roman" w:eastAsia="FangSong" w:hAnsi="Times New Roman" w:cs="Times New Roman"/>
+          <w:rFonts w:ascii="Times New Roman" w:eastAsia="仿宋" w:hAnsi="Times New Roman" w:cs="Times New Roman"/>
           <w:color w:val="7030A0"/>
           <w:sz w:val="36"/>
           <w:szCs w:val="36"/>
-          <w:lang w:val="en-CN"/>
-        </w:rPr>
-      </w:pPr>
-    </w:p>
-    <w:p>
-      <w:pPr>
-        <w:rPr>
-          <w:rFonts w:ascii="Times New Roman" w:eastAsia="FangSong" w:hAnsi="Times New Roman" w:cs="Times New Roman"/>
+          <w:lang/>
+        </w:rPr>
+      </w:pPr>
+    </w:p>
+    <w:p>
+      <w:pPr>
+        <w:rPr>
+          <w:rFonts w:ascii="Times New Roman" w:eastAsia="仿宋" w:hAnsi="Times New Roman" w:cs="Times New Roman"/>
           <w:color w:val="7030A0"/>
           <w:sz w:val="36"/>
           <w:szCs w:val="36"/>
-          <w:lang w:val="en-CN"/>
-        </w:rPr>
-      </w:pPr>
-    </w:p>
-    <w:p>
-      <w:pPr>
-        <w:rPr>
-          <w:rFonts w:ascii="Times New Roman" w:eastAsia="FangSong" w:hAnsi="Times New Roman" w:cs="Times New Roman"/>
+          <w:lang/>
+        </w:rPr>
+      </w:pPr>
+    </w:p>
+    <w:p>
+      <w:pPr>
+        <w:rPr>
+          <w:rFonts w:ascii="Times New Roman" w:eastAsia="仿宋" w:hAnsi="Times New Roman" w:cs="Times New Roman"/>
           <w:color w:val="7030A0"/>
           <w:sz w:val="36"/>
           <w:szCs w:val="36"/>
-          <w:lang w:val="en-CN"/>
-        </w:rPr>
-      </w:pPr>
-    </w:p>
-    <w:p>
-      <w:pPr>
-        <w:rPr>
-          <w:rFonts w:ascii="Times New Roman" w:eastAsia="FangSong" w:hAnsi="Times New Roman" w:cs="Times New Roman"/>
+          <w:lang/>
+        </w:rPr>
+      </w:pPr>
+    </w:p>
+    <w:p>
+      <w:pPr>
+        <w:rPr>
+          <w:rFonts w:ascii="Times New Roman" w:eastAsia="仿宋" w:hAnsi="Times New Roman" w:cs="Times New Roman"/>
           <w:color w:val="7030A0"/>
           <w:sz w:val="36"/>
           <w:szCs w:val="36"/>
-          <w:lang w:val="en-CN"/>
-        </w:rPr>
-      </w:pPr>
-    </w:p>
-    <w:p>
-      <w:pPr>
-        <w:rPr>
-          <w:rFonts w:ascii="Times New Roman" w:eastAsia="FangSong" w:hAnsi="Times New Roman" w:cs="Times New Roman"/>
+          <w:lang/>
+        </w:rPr>
+      </w:pPr>
+    </w:p>
+    <w:p>
+      <w:pPr>
+        <w:rPr>
+          <w:rFonts w:ascii="Times New Roman" w:eastAsia="仿宋" w:hAnsi="Times New Roman" w:cs="Times New Roman"/>
           <w:color w:val="7030A0"/>
           <w:sz w:val="36"/>
           <w:szCs w:val="36"/>
-          <w:lang w:val="en-CN"/>
-        </w:rPr>
-      </w:pPr>
-      <w:r>
-        <w:rPr>
-          <w:rFonts w:ascii="Times New Roman" w:eastAsia="FangSong" w:hAnsi="Times New Roman" w:cs="Times New Roman"/>
+          <w:lang/>
+        </w:rPr>
+      </w:pPr>
+      <w:r>
+        <w:rPr>
+          <w:rFonts w:ascii="Times New Roman" w:eastAsia="仿宋" w:hAnsi="Times New Roman" w:cs="Times New Roman"/>
+          <w:noProof/>
           <w:color w:val="7030A0"/>
           <w:sz w:val="36"/>
           <w:szCs w:val="36"/>
@@ -1850,7 +1839,7 @@
                     </pic:cNvPicPr>
                   </pic:nvPicPr>
                   <pic:blipFill>
-                    <a:blip r:embed="rId16"/>
+                    <a:blip r:embed="rId18"/>
                     <a:stretch>
                       <a:fillRect/>
                     </a:stretch>
@@ -1878,7 +1867,8 @@
       </w:r>
       <w:r>
         <w:rPr>
-          <w:rFonts w:ascii="Times New Roman" w:eastAsia="FangSong" w:hAnsi="Times New Roman" w:cs="Times New Roman"/>
+          <w:rFonts w:ascii="Times New Roman" w:eastAsia="仿宋" w:hAnsi="Times New Roman" w:cs="Times New Roman"/>
+          <w:noProof/>
           <w:color w:val="7030A0"/>
           <w:sz w:val="36"/>
           <w:szCs w:val="36"/>
@@ -1913,7 +1903,7 @@
                     </pic:cNvPicPr>
                   </pic:nvPicPr>
                   <pic:blipFill>
-                    <a:blip r:embed="rId17"/>
+                    <a:blip r:embed="rId19"/>
                     <a:stretch>
                       <a:fillRect/>
                     </a:stretch>
@@ -1937,16 +1927,17 @@
     <w:p>
       <w:pPr>
         <w:rPr>
-          <w:rFonts w:ascii="Times New Roman" w:eastAsia="FangSong" w:hAnsi="Times New Roman" w:cs="Times New Roman"/>
+          <w:rFonts w:ascii="Times New Roman" w:eastAsia="仿宋" w:hAnsi="Times New Roman" w:cs="Times New Roman"/>
           <w:color w:val="7030A0"/>
           <w:sz w:val="36"/>
           <w:szCs w:val="36"/>
-          <w:lang w:val="en-CN"/>
-        </w:rPr>
-      </w:pPr>
-      <w:r>
-        <w:rPr>
-          <w:rFonts w:ascii="Times New Roman" w:eastAsia="FangSong" w:hAnsi="Times New Roman" w:cs="Times New Roman"/>
+          <w:lang/>
+        </w:rPr>
+      </w:pPr>
+      <w:r>
+        <w:rPr>
+          <w:rFonts w:ascii="Times New Roman" w:eastAsia="仿宋" w:hAnsi="Times New Roman" w:cs="Times New Roman"/>
+          <w:noProof/>
           <w:color w:val="7030A0"/>
           <w:sz w:val="36"/>
           <w:szCs w:val="36"/>
@@ -1981,7 +1972,7 @@
                     </pic:cNvPicPr>
                   </pic:nvPicPr>
                   <pic:blipFill>
-                    <a:blip r:embed="rId18">
+                    <a:blip r:embed="rId20">
                       <a:extLst>
                         <a:ext uri="{28A0092B-C50C-407E-A947-70E740481C1C}">
                           <a14:useLocalDpi xmlns:a14="http://schemas.microsoft.com/office/drawing/2010/main" val="0"/>
@@ -2011,16 +2002,17 @@
       <w:pPr>
         <w:jc w:val="center"/>
         <w:rPr>
-          <w:rFonts w:ascii="Times New Roman" w:eastAsia="FangSong" w:hAnsi="Times New Roman" w:cs="Times New Roman"/>
+          <w:rFonts w:ascii="Times New Roman" w:eastAsia="仿宋" w:hAnsi="Times New Roman" w:cs="Times New Roman"/>
           <w:color w:val="7030A0"/>
           <w:sz w:val="36"/>
           <w:szCs w:val="36"/>
-          <w:lang w:val="en-CN"/>
-        </w:rPr>
-      </w:pPr>
-      <w:r>
-        <w:rPr>
-          <w:rFonts w:ascii="Times New Roman" w:eastAsia="FangSong" w:hAnsi="Times New Roman" w:cs="Times New Roman"/>
+          <w:lang/>
+        </w:rPr>
+      </w:pPr>
+      <w:r>
+        <w:rPr>
+          <w:rFonts w:ascii="Times New Roman" w:eastAsia="仿宋" w:hAnsi="Times New Roman" w:cs="Times New Roman"/>
+          <w:noProof/>
           <w:color w:val="7030A0"/>
           <w:sz w:val="36"/>
           <w:szCs w:val="36"/>
@@ -2055,7 +2047,7 @@
                     </pic:cNvPicPr>
                   </pic:nvPicPr>
                   <pic:blipFill>
-                    <a:blip r:embed="rId19">
+                    <a:blip r:embed="rId21">
                       <a:extLst>
                         <a:ext uri="{28A0092B-C50C-407E-A947-70E740481C1C}">
                           <a14:useLocalDpi xmlns:a14="http://schemas.microsoft.com/office/drawing/2010/main" val="0"/>
@@ -2115,7 +2107,7 @@
           <w:color w:val="002060"/>
           <w:sz w:val="22"/>
         </w:rPr>
-        <w:t xml:space="preserve">We also calculated the power spectral density (PSD) of acceleration and the linear power spectral density (LPSD) of </w:t>
+        <w:t xml:space="preserve">We also calculated the power spectral density (PSD) of acceleration and the linear power spectral density (LPSD) of displacement, </w:t>
       </w:r>
       <w:proofErr w:type="gramStart"/>
       <w:r>
@@ -2124,7 +2116,7 @@
           <w:color w:val="002060"/>
           <w:sz w:val="22"/>
         </w:rPr>
-        <w:t>displacement, And</w:t>
+        <w:t>And</w:t>
       </w:r>
       <w:proofErr w:type="gramEnd"/>
       <w:r>
@@ -2154,7 +2146,8 @@
       </w:r>
       <w:r>
         <w:rPr>
-          <w:rFonts w:ascii="Times New Roman" w:eastAsia="FangSong" w:hAnsi="Times New Roman" w:cs="Times New Roman"/>
+          <w:rFonts w:ascii="Times New Roman" w:eastAsia="仿宋" w:hAnsi="Times New Roman" w:cs="Times New Roman"/>
+          <w:noProof/>
           <w:color w:val="7030A0"/>
           <w:sz w:val="36"/>
           <w:szCs w:val="36"/>
@@ -2174,7 +2167,7 @@
                 <wp:effectExtent l="0" t="0" r="0" b="0"/>
                 <wp:wrapNone/>
                 <wp:docPr id="1299218749" name="Text Box 25"/>
-                <wp:cNvGraphicFramePr xmlns:a="http://schemas.openxmlformats.org/drawingml/2006/main"/>
+                <wp:cNvGraphicFramePr/>
                 <a:graphic xmlns:a="http://schemas.openxmlformats.org/drawingml/2006/main">
                   <a:graphicData uri="http://schemas.microsoft.com/office/word/2010/wordprocessingShape">
                     <wps:wsp>
@@ -2236,13 +2229,13 @@
               </wp:anchor>
             </w:drawing>
           </mc:Choice>
-          <mc:Fallback>
+          <mc:Fallback xmlns:w16sdtfl="http://schemas.microsoft.com/office/word/2024/wordml/sdtformatlock" xmlns:w16du="http://schemas.microsoft.com/office/word/2023/wordml/word16du" xmlns:oel="http://schemas.microsoft.com/office/2019/extlst">
             <w:pict>
               <v:shapetype w14:anchorId="2CE1B233" id="_x0000_t202" coordsize="21600,21600" o:spt="202" path="m,l,21600r21600,l21600,xe">
                 <v:stroke joinstyle="miter"/>
                 <v:path gradientshapeok="t" o:connecttype="rect"/>
               </v:shapetype>
-              <v:shape id="Text Box 25" o:spid="_x0000_s1026" type="#_x0000_t202" style="position:absolute;left:0;text-align:left;margin-left:638.8pt;margin-top:-.05pt;width:451.2pt;height:60pt;z-index:251665408;visibility:visible;mso-wrap-style:square;mso-wrap-distance-left:9pt;mso-wrap-distance-top:0;mso-wrap-distance-right:9pt;mso-wrap-distance-bottom:0;mso-position-horizontal:absolute;mso-position-horizontal-relative:text;mso-position-vertical:absolute;mso-position-vertical-relative:text;v-text-anchor:top" o:gfxdata="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" filled="f" stroked="f">
+              <v:shape id="Text Box 25" o:spid="_x0000_s1026" type="#_x0000_t202" style="position:absolute;left:0;text-align:left;margin-left:638.8pt;margin-top:-.05pt;width:451.2pt;height:60pt;z-index:251665408;visibility:visible;mso-wrap-style:square;mso-wrap-distance-left:9pt;mso-wrap-distance-top:0;mso-wrap-distance-right:9pt;mso-wrap-distance-bottom:0;mso-position-horizontal:absolute;mso-position-horizontal-relative:text;mso-position-vertical:absolute;mso-position-vertical-relative:text;v-text-anchor:top" o:gfxdata="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" filled="f" stroked="f">
                 <v:textbox style="mso-fit-shape-to-text:t" inset="2.33619mm,1.1681mm,2.33619mm,1.1681mm">
                   <w:txbxContent>
                     <w:p>
@@ -2285,7 +2278,8 @@
       </w:r>
       <w:r>
         <w:rPr>
-          <w:rFonts w:ascii="Times New Roman" w:eastAsia="FangSong" w:hAnsi="Times New Roman" w:cs="Times New Roman"/>
+          <w:rFonts w:ascii="Times New Roman" w:eastAsia="仿宋" w:hAnsi="Times New Roman" w:cs="Times New Roman"/>
+          <w:noProof/>
           <w:color w:val="7030A0"/>
           <w:sz w:val="36"/>
           <w:szCs w:val="36"/>
@@ -2328,7 +2322,7 @@
                     </pic:cNvPicPr>
                   </pic:nvPicPr>
                   <pic:blipFill>
-                    <a:blip r:embed="rId20"/>
+                    <a:blip r:embed="rId22"/>
                     <a:stretch>
                       <a:fillRect/>
                     </a:stretch>
@@ -2350,7 +2344,8 @@
       </w:r>
       <w:r>
         <w:rPr>
-          <w:rFonts w:ascii="Times New Roman" w:eastAsia="FangSong" w:hAnsi="Times New Roman" w:cs="Times New Roman"/>
+          <w:rFonts w:ascii="Times New Roman" w:eastAsia="仿宋" w:hAnsi="Times New Roman" w:cs="Times New Roman"/>
+          <w:noProof/>
           <w:color w:val="7030A0"/>
           <w:sz w:val="36"/>
           <w:szCs w:val="36"/>
@@ -2438,9 +2433,9 @@
               </wp:anchor>
             </w:drawing>
           </mc:Choice>
-          <mc:Fallback>
+          <mc:Fallback xmlns:w16sdtfl="http://schemas.microsoft.com/office/word/2024/wordml/sdtformatlock" xmlns:w16du="http://schemas.microsoft.com/office/word/2023/wordml/word16du" xmlns:oel="http://schemas.microsoft.com/office/2019/extlst">
             <w:pict>
-              <v:shape w14:anchorId="77129888" id="_x0000_s1027" type="#_x0000_t202" style="position:absolute;left:0;text-align:left;margin-left:638.8pt;margin-top:-.05pt;width:451.2pt;height:60pt;z-index:251660288;visibility:visible;mso-wrap-style:square;mso-wrap-distance-left:9pt;mso-wrap-distance-top:0;mso-wrap-distance-right:9pt;mso-wrap-distance-bottom:0;mso-position-horizontal:absolute;mso-position-horizontal-relative:text;mso-position-vertical:absolute;mso-position-vertical-relative:text;v-text-anchor:top" o:gfxdata="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" filled="f" stroked="f">
+              <v:shape w14:anchorId="77129888" id="_x0000_s1027" type="#_x0000_t202" style="position:absolute;left:0;text-align:left;margin-left:638.8pt;margin-top:-.05pt;width:451.2pt;height:60pt;z-index:251660288;visibility:visible;mso-wrap-style:square;mso-wrap-distance-left:9pt;mso-wrap-distance-top:0;mso-wrap-distance-right:9pt;mso-wrap-distance-bottom:0;mso-position-horizontal:absolute;mso-position-horizontal-relative:text;mso-position-vertical:absolute;mso-position-vertical-relative:text;v-text-anchor:top" o:gfxdata="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" filled="f" stroked="f">
                 <v:textbox style="mso-fit-shape-to-text:t" inset="2.33619mm,1.1681mm,2.33619mm,1.1681mm">
                   <w:txbxContent>
                     <w:p>
@@ -2483,7 +2478,8 @@
       </w:r>
       <w:r>
         <w:rPr>
-          <w:rFonts w:ascii="Times New Roman" w:eastAsia="FangSong" w:hAnsi="Times New Roman" w:cs="Times New Roman"/>
+          <w:rFonts w:ascii="Times New Roman" w:eastAsia="仿宋" w:hAnsi="Times New Roman" w:cs="Times New Roman"/>
+          <w:noProof/>
           <w:color w:val="7030A0"/>
           <w:sz w:val="36"/>
           <w:szCs w:val="36"/>
@@ -2526,7 +2522,7 @@
                     </pic:cNvPicPr>
                   </pic:nvPicPr>
                   <pic:blipFill>
-                    <a:blip r:embed="rId20"/>
+                    <a:blip r:embed="rId22"/>
                     <a:stretch>
                       <a:fillRect/>
                     </a:stretch>
@@ -2549,26 +2545,26 @@
     </w:p>
     <w:p>
       <w:pPr>
-        <w:pStyle w:val="ListParagraph"/>
+        <w:pStyle w:val="a4"/>
         <w:numPr>
           <w:ilvl w:val="0"/>
           <w:numId w:val="3"/>
         </w:numPr>
         <w:rPr>
-          <w:rFonts w:ascii="Times New Roman" w:eastAsia="FangSong" w:hAnsi="Times New Roman" w:cs="Times New Roman"/>
+          <w:rFonts w:ascii="Times New Roman" w:eastAsia="仿宋" w:hAnsi="Times New Roman" w:cs="Times New Roman"/>
           <w:color w:val="7030A0"/>
           <w:sz w:val="36"/>
           <w:szCs w:val="36"/>
-          <w:lang w:val="en-CN"/>
-        </w:rPr>
-      </w:pPr>
-      <w:r>
-        <w:rPr>
-          <w:rFonts w:ascii="Times New Roman" w:eastAsia="FangSong" w:hAnsi="Times New Roman" w:cs="Times New Roman"/>
+          <w:lang/>
+        </w:rPr>
+      </w:pPr>
+      <w:r>
+        <w:rPr>
+          <w:rFonts w:ascii="Times New Roman" w:eastAsia="仿宋" w:hAnsi="Times New Roman" w:cs="Times New Roman"/>
           <w:color w:val="7030A0"/>
           <w:sz w:val="36"/>
           <w:szCs w:val="36"/>
-          <w:lang w:val="en-CN"/>
+          <w:lang/>
         </w:rPr>
         <w:t>Conclusions</w:t>
       </w:r>
@@ -2601,36 +2597,36 @@
     </w:p>
     <w:p>
       <w:pPr>
-        <w:pStyle w:val="ListParagraph"/>
+        <w:pStyle w:val="a4"/>
         <w:numPr>
           <w:ilvl w:val="0"/>
           <w:numId w:val="3"/>
         </w:numPr>
         <w:rPr>
-          <w:rFonts w:ascii="Times New Roman" w:eastAsia="FangSong" w:hAnsi="Times New Roman" w:cs="Times New Roman"/>
+          <w:rFonts w:ascii="Times New Roman" w:eastAsia="仿宋" w:hAnsi="Times New Roman" w:cs="Times New Roman"/>
           <w:color w:val="7030A0"/>
           <w:sz w:val="36"/>
           <w:szCs w:val="36"/>
-          <w:lang w:val="en-CN"/>
-        </w:rPr>
-      </w:pPr>
-      <w:r>
-        <w:rPr>
-          <w:rFonts w:ascii="Times New Roman" w:eastAsia="FangSong" w:hAnsi="Times New Roman" w:cs="Times New Roman"/>
+          <w:lang/>
+        </w:rPr>
+      </w:pPr>
+      <w:r>
+        <w:rPr>
+          <w:rFonts w:ascii="Times New Roman" w:eastAsia="仿宋" w:hAnsi="Times New Roman" w:cs="Times New Roman"/>
           <w:color w:val="7030A0"/>
           <w:sz w:val="36"/>
           <w:szCs w:val="36"/>
-          <w:lang w:val="en-CN"/>
+          <w:lang/>
         </w:rPr>
         <w:t>R</w:t>
       </w:r>
       <w:r>
         <w:rPr>
-          <w:rFonts w:ascii="Times New Roman" w:eastAsia="FangSong" w:hAnsi="Times New Roman" w:cs="Times New Roman" w:hint="eastAsia"/>
+          <w:rFonts w:ascii="Times New Roman" w:eastAsia="仿宋" w:hAnsi="Times New Roman" w:cs="Times New Roman" w:hint="eastAsia"/>
           <w:color w:val="7030A0"/>
           <w:sz w:val="36"/>
           <w:szCs w:val="36"/>
-          <w:lang w:val="en-CN"/>
+          <w:lang/>
         </w:rPr>
         <w:t>eferences</w:t>
       </w:r>
@@ -2752,31 +2748,31 @@
     <w:p>
       <w:pPr>
         <w:rPr>
-          <w:rFonts w:ascii="FangSong" w:eastAsia="FangSong" w:hAnsi="FangSong"/>
+          <w:rFonts w:ascii="仿宋" w:eastAsia="仿宋" w:hAnsi="仿宋"/>
           <w:b/>
           <w:bCs/>
           <w:sz w:val="36"/>
           <w:szCs w:val="36"/>
-          <w:lang w:val="en-CN"/>
-        </w:rPr>
-      </w:pPr>
-    </w:p>
-    <w:p>
-      <w:pPr>
-        <w:rPr>
-          <w:rFonts w:ascii="FangSong" w:eastAsia="FangSong" w:hAnsi="FangSong"/>
+          <w:lang/>
+        </w:rPr>
+      </w:pPr>
+    </w:p>
+    <w:p>
+      <w:pPr>
+        <w:rPr>
+          <w:rFonts w:ascii="仿宋" w:eastAsia="仿宋" w:hAnsi="仿宋"/>
           <w:b/>
           <w:bCs/>
           <w:sz w:val="36"/>
           <w:szCs w:val="36"/>
-          <w:lang w:val="en-CN"/>
-        </w:rPr>
-      </w:pPr>
-    </w:p>
-    <w:p>
-      <w:pPr>
-        <w:rPr>
-          <w:rFonts w:ascii="FangSong" w:eastAsia="FangSong" w:hAnsi="FangSong"/>
+          <w:lang/>
+        </w:rPr>
+      </w:pPr>
+    </w:p>
+    <w:p>
+      <w:pPr>
+        <w:rPr>
+          <w:rFonts w:ascii="仿宋" w:eastAsia="仿宋" w:hAnsi="仿宋"/>
           <w:b/>
           <w:bCs/>
           <w:sz w:val="36"/>
@@ -2794,8 +2790,46 @@
 </w:document>
 </file>
 
+<file path=word/endnotes.xml><?xml version="1.0" encoding="utf-8"?>
+<w:endnotes xmlns:wpc="http://schemas.microsoft.com/office/word/2010/wordprocessingCanvas" xmlns:cx="http://schemas.microsoft.com/office/drawing/2014/chartex" xmlns:cx1="http://schemas.microsoft.com/office/drawing/2015/9/8/chartex" xmlns:cx2="http://schemas.microsoft.com/office/drawing/2015/10/21/chartex" xmlns:cx3="http://schemas.microsoft.com/office/drawing/2016/5/9/chartex" xmlns:cx4="http://schemas.microsoft.com/office/drawing/2016/5/10/chartex" xmlns:cx5="http://schemas.microsoft.com/office/drawing/2016/5/11/chartex" xmlns:cx6="http://schemas.microsoft.com/office/drawing/2016/5/12/chartex" xmlns:cx7="http://schemas.microsoft.com/office/drawing/2016/5/13/chartex" xmlns:cx8="http://schemas.microsoft.com/office/drawing/2016/5/14/chartex" xmlns:mc="http://schemas.openxmlformats.org/markup-compatibility/2006" xmlns:aink="http://schemas.microsoft.com/office/drawing/2016/ink" xmlns:am3d="http://schemas.microsoft.com/office/drawing/2017/model3d" xmlns:o="urn:schemas-microsoft-com:office:office" xmlns:r="http://schemas.openxmlformats.org/officeDocument/2006/relationships" xmlns:m="http://schemas.openxmlformats.org/officeDocument/2006/math" xmlns:v="urn:schemas-microsoft-com:vml" xmlns:wp14="http://schemas.microsoft.com/office/word/2010/wordprocessingDrawing" xmlns:wp="http://schemas.openxmlformats.org/drawingml/2006/wordprocessingDrawing" xmlns:w10="urn:schemas-microsoft-com:office:word" xmlns:w="http://schemas.openxmlformats.org/wordprocessingml/2006/main" xmlns:w14="http://schemas.microsoft.com/office/word/2010/wordml" xmlns:w15="http://schemas.microsoft.com/office/word/2012/wordml" xmlns:w16cex="http://schemas.microsoft.com/office/word/2018/wordml/cex" xmlns:w16cid="http://schemas.microsoft.com/office/word/2016/wordml/cid" xmlns:w16="http://schemas.microsoft.com/office/word/2018/wordml" xmlns:w16sdtdh="http://schemas.microsoft.com/office/word/2020/wordml/sdtdatahash" xmlns:w16se="http://schemas.microsoft.com/office/word/2015/wordml/symex" xmlns:wpg="http://schemas.microsoft.com/office/word/2010/wordprocessingGroup" xmlns:wpi="http://schemas.microsoft.com/office/word/2010/wordprocessingInk" xmlns:wne="http://schemas.microsoft.com/office/word/2006/wordml" xmlns:wps="http://schemas.microsoft.com/office/word/2010/wordprocessingShape" mc:Ignorable="w14 w15 w16se w16cid w16 w16cex w16sdtdh wp14">
+  <w:endnote w:type="separator" w:id="-1">
+    <w:p>
+      <w:r>
+        <w:separator/>
+      </w:r>
+    </w:p>
+  </w:endnote>
+  <w:endnote w:type="continuationSeparator" w:id="0">
+    <w:p>
+      <w:r>
+        <w:continuationSeparator/>
+      </w:r>
+    </w:p>
+  </w:endnote>
+</w:endnotes>
+</file>
+
+<file path=word/footnotes.xml><?xml version="1.0" encoding="utf-8"?>
+<w:footnotes xmlns:wpc="http://schemas.microsoft.com/office/word/2010/wordprocessingCanvas" xmlns:cx="http://schemas.microsoft.com/office/drawing/2014/chartex" xmlns:cx1="http://schemas.microsoft.com/office/drawing/2015/9/8/chartex" xmlns:cx2="http://schemas.microsoft.com/office/drawing/2015/10/21/chartex" xmlns:cx3="http://schemas.microsoft.com/office/drawing/2016/5/9/chartex" xmlns:cx4="http://schemas.microsoft.com/office/drawing/2016/5/10/chartex" xmlns:cx5="http://schemas.microsoft.com/office/drawing/2016/5/11/chartex" xmlns:cx6="http://schemas.microsoft.com/office/drawing/2016/5/12/chartex" xmlns:cx7="http://schemas.microsoft.com/office/drawing/2016/5/13/chartex" xmlns:cx8="http://schemas.microsoft.com/office/drawing/2016/5/14/chartex" xmlns:mc="http://schemas.openxmlformats.org/markup-compatibility/2006" xmlns:aink="http://schemas.microsoft.com/office/drawing/2016/ink" xmlns:am3d="http://schemas.microsoft.com/office/drawing/2017/model3d" xmlns:o="urn:schemas-microsoft-com:office:office" xmlns:r="http://schemas.openxmlformats.org/officeDocument/2006/relationships" xmlns:m="http://schemas.openxmlformats.org/officeDocument/2006/math" xmlns:v="urn:schemas-microsoft-com:vml" xmlns:wp14="http://schemas.microsoft.com/office/word/2010/wordprocessingDrawing" xmlns:wp="http://schemas.openxmlformats.org/drawingml/2006/wordprocessingDrawing" xmlns:w10="urn:schemas-microsoft-com:office:word" xmlns:w="http://schemas.openxmlformats.org/wordprocessingml/2006/main" xmlns:w14="http://schemas.microsoft.com/office/word/2010/wordml" xmlns:w15="http://schemas.microsoft.com/office/word/2012/wordml" xmlns:w16cex="http://schemas.microsoft.com/office/word/2018/wordml/cex" xmlns:w16cid="http://schemas.microsoft.com/office/word/2016/wordml/cid" xmlns:w16="http://schemas.microsoft.com/office/word/2018/wordml" xmlns:w16sdtdh="http://schemas.microsoft.com/office/word/2020/wordml/sdtdatahash" xmlns:w16se="http://schemas.microsoft.com/office/word/2015/wordml/symex" xmlns:wpg="http://schemas.microsoft.com/office/word/2010/wordprocessingGroup" xmlns:wpi="http://schemas.microsoft.com/office/word/2010/wordprocessingInk" xmlns:wne="http://schemas.microsoft.com/office/word/2006/wordml" xmlns:wps="http://schemas.microsoft.com/office/word/2010/wordprocessingShape" mc:Ignorable="w14 w15 w16se w16cid w16 w16cex w16sdtdh wp14">
+  <w:footnote w:type="separator" w:id="-1">
+    <w:p>
+      <w:r>
+        <w:separator/>
+      </w:r>
+    </w:p>
+  </w:footnote>
+  <w:footnote w:type="continuationSeparator" w:id="0">
+    <w:p>
+      <w:r>
+        <w:continuationSeparator/>
+      </w:r>
+    </w:p>
+  </w:footnote>
+</w:footnotes>
+</file>
+
 <file path=word/numbering.xml><?xml version="1.0" encoding="utf-8"?>
-<w:numbering xmlns:wpc="http://schemas.microsoft.com/office/word/2010/wordprocessingCanvas" xmlns:cx="http://schemas.microsoft.com/office/drawing/2014/chartex" xmlns:cx1="http://schemas.microsoft.com/office/drawing/2015/9/8/chartex" xmlns:cx2="http://schemas.microsoft.com/office/drawing/2015/10/21/chartex" xmlns:cx3="http://schemas.microsoft.com/office/drawing/2016/5/9/chartex" xmlns:cx4="http://schemas.microsoft.com/office/drawing/2016/5/10/chartex" xmlns:cx5="http://schemas.microsoft.com/office/drawing/2016/5/11/chartex" xmlns:cx6="http://schemas.microsoft.com/office/drawing/2016/5/12/chartex" xmlns:cx7="http://schemas.microsoft.com/office/drawing/2016/5/13/chartex" xmlns:cx8="http://schemas.microsoft.com/office/drawing/2016/5/14/chartex" xmlns:mc="http://schemas.openxmlformats.org/markup-compatibility/2006" xmlns:aink="http://schemas.microsoft.com/office/drawing/2016/ink" xmlns:am3d="http://schemas.microsoft.com/office/drawing/2017/model3d" xmlns:o="urn:schemas-microsoft-com:office:office" xmlns:oel="http://schemas.microsoft.com/office/2019/extlst" xmlns:r="http://schemas.openxmlformats.org/officeDocument/2006/relationships" xmlns:m="http://schemas.openxmlformats.org/officeDocument/2006/math" xmlns:v="urn:schemas-microsoft-com:vml" xmlns:wp14="http://schemas.microsoft.com/office/word/2010/wordprocessingDrawing" xmlns:wp="http://schemas.openxmlformats.org/drawingml/2006/wordprocessingDrawing" xmlns:w10="urn:schemas-microsoft-com:office:word" xmlns:w="http://schemas.openxmlformats.org/wordprocessingml/2006/main" xmlns:w14="http://schemas.microsoft.com/office/word/2010/wordml" xmlns:w15="http://schemas.microsoft.com/office/word/2012/wordml" xmlns:w16cex="http://schemas.microsoft.com/office/word/2018/wordml/cex" xmlns:w16cid="http://schemas.microsoft.com/office/word/2016/wordml/cid" xmlns:w16="http://schemas.microsoft.com/office/word/2018/wordml" xmlns:w16du="http://schemas.microsoft.com/office/word/2023/wordml/word16du" xmlns:w16sdtdh="http://schemas.microsoft.com/office/word/2020/wordml/sdtdatahash" xmlns:w16sdtfl="http://schemas.microsoft.com/office/word/2024/wordml/sdtformatlock" xmlns:w16se="http://schemas.microsoft.com/office/word/2015/wordml/symex" xmlns:wpg="http://schemas.microsoft.com/office/word/2010/wordprocessingGroup" xmlns:wpi="http://schemas.microsoft.com/office/word/2010/wordprocessingInk" xmlns:wne="http://schemas.microsoft.com/office/word/2006/wordml" xmlns:wps="http://schemas.microsoft.com/office/word/2010/wordprocessingShape" mc:Ignorable="w14 w15 w16se w16cid w16 w16cex w16sdtdh w16sdtfl w16du wp14">
+<w:numbering xmlns:wpc="http://schemas.microsoft.com/office/word/2010/wordprocessingCanvas" xmlns:cx="http://schemas.microsoft.com/office/drawing/2014/chartex" xmlns:cx1="http://schemas.microsoft.com/office/drawing/2015/9/8/chartex" xmlns:cx2="http://schemas.microsoft.com/office/drawing/2015/10/21/chartex" xmlns:cx3="http://schemas.microsoft.com/office/drawing/2016/5/9/chartex" xmlns:cx4="http://schemas.microsoft.com/office/drawing/2016/5/10/chartex" xmlns:cx5="http://schemas.microsoft.com/office/drawing/2016/5/11/chartex" xmlns:cx6="http://schemas.microsoft.com/office/drawing/2016/5/12/chartex" xmlns:cx7="http://schemas.microsoft.com/office/drawing/2016/5/13/chartex" xmlns:cx8="http://schemas.microsoft.com/office/drawing/2016/5/14/chartex" xmlns:mc="http://schemas.openxmlformats.org/markup-compatibility/2006" xmlns:aink="http://schemas.microsoft.com/office/drawing/2016/ink" xmlns:am3d="http://schemas.microsoft.com/office/drawing/2017/model3d" xmlns:o="urn:schemas-microsoft-com:office:office" xmlns:r="http://schemas.openxmlformats.org/officeDocument/2006/relationships" xmlns:m="http://schemas.openxmlformats.org/officeDocument/2006/math" xmlns:v="urn:schemas-microsoft-com:vml" xmlns:wp14="http://schemas.microsoft.com/office/word/2010/wordprocessingDrawing" xmlns:wp="http://schemas.openxmlformats.org/drawingml/2006/wordprocessingDrawing" xmlns:w10="urn:schemas-microsoft-com:office:word" xmlns:w="http://schemas.openxmlformats.org/wordprocessingml/2006/main" xmlns:w14="http://schemas.microsoft.com/office/word/2010/wordml" xmlns:w15="http://schemas.microsoft.com/office/word/2012/wordml" xmlns:w16cex="http://schemas.microsoft.com/office/word/2018/wordml/cex" xmlns:w16cid="http://schemas.microsoft.com/office/word/2016/wordml/cid" xmlns:w16="http://schemas.microsoft.com/office/word/2018/wordml" xmlns:w16sdtdh="http://schemas.microsoft.com/office/word/2020/wordml/sdtdatahash" xmlns:w16se="http://schemas.microsoft.com/office/word/2015/wordml/symex" xmlns:wpg="http://schemas.microsoft.com/office/word/2010/wordprocessingGroup" xmlns:wpi="http://schemas.microsoft.com/office/word/2010/wordprocessingInk" xmlns:wne="http://schemas.microsoft.com/office/word/2006/wordml" xmlns:wps="http://schemas.microsoft.com/office/word/2010/wordprocessingShape" mc:Ignorable="w14 w15 w16se w16cid w16 w16cex w16sdtdh wp14">
   <w:abstractNum w:abstractNumId="0" w15:restartNumberingAfterBreak="0">
     <w:nsid w:val="06F47C28"/>
     <w:multiLevelType w:val="hybridMultilevel"/>
@@ -3136,20 +3170,20 @@
       </w:rPr>
     </w:lvl>
   </w:abstractNum>
-  <w:num w:numId="1" w16cid:durableId="906959806">
+  <w:num w:numId="1">
     <w:abstractNumId w:val="2"/>
   </w:num>
-  <w:num w:numId="2" w16cid:durableId="1072775041">
+  <w:num w:numId="2">
     <w:abstractNumId w:val="0"/>
   </w:num>
-  <w:num w:numId="3" w16cid:durableId="521092170">
+  <w:num w:numId="3">
     <w:abstractNumId w:val="1"/>
   </w:num>
 </w:numbering>
 </file>
 
 <file path=word/styles.xml><?xml version="1.0" encoding="utf-8"?>
-<w:styles xmlns:mc="http://schemas.openxmlformats.org/markup-compatibility/2006" xmlns:r="http://schemas.openxmlformats.org/officeDocument/2006/relationships" xmlns:w="http://schemas.openxmlformats.org/wordprocessingml/2006/main" xmlns:w14="http://schemas.microsoft.com/office/word/2010/wordml" xmlns:w15="http://schemas.microsoft.com/office/word/2012/wordml" xmlns:w16cex="http://schemas.microsoft.com/office/word/2018/wordml/cex" xmlns:w16cid="http://schemas.microsoft.com/office/word/2016/wordml/cid" xmlns:w16="http://schemas.microsoft.com/office/word/2018/wordml" xmlns:w16du="http://schemas.microsoft.com/office/word/2023/wordml/word16du" xmlns:w16sdtdh="http://schemas.microsoft.com/office/word/2020/wordml/sdtdatahash" xmlns:w16sdtfl="http://schemas.microsoft.com/office/word/2024/wordml/sdtformatlock" xmlns:w16se="http://schemas.microsoft.com/office/word/2015/wordml/symex" mc:Ignorable="w14 w15 w16se w16cid w16 w16cex w16sdtdh w16sdtfl w16du">
+<w:styles xmlns:mc="http://schemas.openxmlformats.org/markup-compatibility/2006" xmlns:r="http://schemas.openxmlformats.org/officeDocument/2006/relationships" xmlns:w="http://schemas.openxmlformats.org/wordprocessingml/2006/main" xmlns:w14="http://schemas.microsoft.com/office/word/2010/wordml" xmlns:w15="http://schemas.microsoft.com/office/word/2012/wordml" xmlns:w16cex="http://schemas.microsoft.com/office/word/2018/wordml/cex" xmlns:w16cid="http://schemas.microsoft.com/office/word/2016/wordml/cid" xmlns:w16="http://schemas.microsoft.com/office/word/2018/wordml" xmlns:w16sdtdh="http://schemas.microsoft.com/office/word/2020/wordml/sdtdatahash" xmlns:w16se="http://schemas.microsoft.com/office/word/2015/wordml/symex" mc:Ignorable="w14 w15 w16se w16cid w16 w16cex w16sdtdh">
   <w:docDefaults>
     <w:rPrDefault>
       <w:rPr>
@@ -3540,7 +3574,7 @@
     <w:lsdException w:name="Unresolved Mention" w:semiHidden="1" w:unhideWhenUsed="1"/>
     <w:lsdException w:name="Smart Link" w:semiHidden="1" w:unhideWhenUsed="1"/>
   </w:latentStyles>
-  <w:style w:type="paragraph" w:default="1" w:styleId="Normal">
+  <w:style w:type="paragraph" w:default="1" w:styleId="a">
     <w:name w:val="Normal"/>
     <w:qFormat/>
     <w:rsid w:val="008807CE"/>
@@ -3549,12 +3583,13 @@
       <w:jc w:val="both"/>
     </w:pPr>
   </w:style>
-  <w:style w:type="character" w:default="1" w:styleId="DefaultParagraphFont">
+  <w:style w:type="character" w:default="1" w:styleId="a0">
     <w:name w:val="Default Paragraph Font"/>
     <w:uiPriority w:val="1"/>
+    <w:semiHidden/>
     <w:unhideWhenUsed/>
   </w:style>
-  <w:style w:type="table" w:default="1" w:styleId="TableNormal">
+  <w:style w:type="table" w:default="1" w:styleId="a1">
     <w:name w:val="Normal Table"/>
     <w:uiPriority w:val="99"/>
     <w:semiHidden/>
@@ -3569,15 +3604,15 @@
       </w:tblCellMar>
     </w:tblPr>
   </w:style>
-  <w:style w:type="numbering" w:default="1" w:styleId="NoList">
+  <w:style w:type="numbering" w:default="1" w:styleId="a2">
     <w:name w:val="No List"/>
     <w:uiPriority w:val="99"/>
     <w:semiHidden/>
     <w:unhideWhenUsed/>
   </w:style>
-  <w:style w:type="paragraph" w:styleId="NormalWeb">
+  <w:style w:type="paragraph" w:styleId="a3">
     <w:name w:val="Normal (Web)"/>
-    <w:basedOn w:val="Normal"/>
+    <w:basedOn w:val="a"/>
     <w:uiPriority w:val="99"/>
     <w:semiHidden/>
     <w:unhideWhenUsed/>
@@ -3592,12 +3627,12 @@
       <w:kern w:val="0"/>
       <w:sz w:val="24"/>
       <w:szCs w:val="24"/>
-      <w:lang w:val="en-CN"/>
+      <w:lang/>
     </w:rPr>
   </w:style>
-  <w:style w:type="paragraph" w:styleId="ListParagraph">
+  <w:style w:type="paragraph" w:styleId="a4">
     <w:name w:val="List Paragraph"/>
-    <w:basedOn w:val="Normal"/>
+    <w:basedOn w:val="a"/>
     <w:uiPriority w:val="34"/>
     <w:qFormat/>
     <w:rsid w:val="0005472E"/>
@@ -3608,7 +3643,7 @@
   </w:style>
   <w:style w:type="paragraph" w:customStyle="1" w:styleId="p1">
     <w:name w:val="p1"/>
-    <w:basedOn w:val="Normal"/>
+    <w:basedOn w:val="a"/>
     <w:rsid w:val="00D97540"/>
     <w:pPr>
       <w:widowControl/>
@@ -3620,12 +3655,12 @@
       <w:kern w:val="0"/>
       <w:sz w:val="24"/>
       <w:szCs w:val="24"/>
-      <w:lang w:val="en-CN"/>
+      <w:lang/>
     </w:rPr>
   </w:style>
-  <w:style w:type="character" w:styleId="Hyperlink">
+  <w:style w:type="character" w:styleId="a5">
     <w:name w:val="Hyperlink"/>
-    <w:basedOn w:val="DefaultParagraphFont"/>
+    <w:basedOn w:val="a0"/>
     <w:uiPriority w:val="99"/>
     <w:unhideWhenUsed/>
     <w:rsid w:val="00885465"/>
@@ -3634,9 +3669,9 @@
       <w:u w:val="single"/>
     </w:rPr>
   </w:style>
-  <w:style w:type="character" w:styleId="UnresolvedMention">
+  <w:style w:type="character" w:styleId="a6">
     <w:name w:val="Unresolved Mention"/>
-    <w:basedOn w:val="DefaultParagraphFont"/>
+    <w:basedOn w:val="a0"/>
     <w:uiPriority w:val="99"/>
     <w:semiHidden/>
     <w:unhideWhenUsed/>
@@ -3648,13 +3683,78 @@
   </w:style>
   <w:style w:type="character" w:customStyle="1" w:styleId="s1">
     <w:name w:val="s1"/>
-    <w:basedOn w:val="DefaultParagraphFont"/>
+    <w:basedOn w:val="a0"/>
     <w:rsid w:val="007417FB"/>
   </w:style>
   <w:style w:type="character" w:customStyle="1" w:styleId="apple-converted-space">
     <w:name w:val="apple-converted-space"/>
-    <w:basedOn w:val="DefaultParagraphFont"/>
+    <w:basedOn w:val="a0"/>
     <w:rsid w:val="007417FB"/>
+  </w:style>
+  <w:style w:type="paragraph" w:styleId="a7">
+    <w:name w:val="header"/>
+    <w:basedOn w:val="a"/>
+    <w:link w:val="a8"/>
+    <w:uiPriority w:val="99"/>
+    <w:unhideWhenUsed/>
+    <w:rsid w:val="00BB5A05"/>
+    <w:pPr>
+      <w:pBdr>
+        <w:bottom w:val="single" w:sz="6" w:space="1" w:color="auto"/>
+      </w:pBdr>
+      <w:tabs>
+        <w:tab w:val="center" w:pos="4153"/>
+        <w:tab w:val="right" w:pos="8306"/>
+      </w:tabs>
+      <w:snapToGrid w:val="0"/>
+      <w:jc w:val="center"/>
+    </w:pPr>
+    <w:rPr>
+      <w:sz w:val="18"/>
+      <w:szCs w:val="18"/>
+    </w:rPr>
+  </w:style>
+  <w:style w:type="character" w:customStyle="1" w:styleId="a8">
+    <w:name w:val="页眉 字符"/>
+    <w:basedOn w:val="a0"/>
+    <w:link w:val="a7"/>
+    <w:uiPriority w:val="99"/>
+    <w:rsid w:val="00BB5A05"/>
+    <w:rPr>
+      <w:sz w:val="18"/>
+      <w:szCs w:val="18"/>
+    </w:rPr>
+  </w:style>
+  <w:style w:type="paragraph" w:styleId="a9">
+    <w:name w:val="footer"/>
+    <w:basedOn w:val="a"/>
+    <w:link w:val="aa"/>
+    <w:uiPriority w:val="99"/>
+    <w:unhideWhenUsed/>
+    <w:rsid w:val="00BB5A05"/>
+    <w:pPr>
+      <w:tabs>
+        <w:tab w:val="center" w:pos="4153"/>
+        <w:tab w:val="right" w:pos="8306"/>
+      </w:tabs>
+      <w:snapToGrid w:val="0"/>
+      <w:jc w:val="left"/>
+    </w:pPr>
+    <w:rPr>
+      <w:sz w:val="18"/>
+      <w:szCs w:val="18"/>
+    </w:rPr>
+  </w:style>
+  <w:style w:type="character" w:customStyle="1" w:styleId="aa">
+    <w:name w:val="页脚 字符"/>
+    <w:basedOn w:val="a0"/>
+    <w:link w:val="a9"/>
+    <w:uiPriority w:val="99"/>
+    <w:rsid w:val="00BB5A05"/>
+    <w:rPr>
+      <w:sz w:val="18"/>
+      <w:szCs w:val="18"/>
+    </w:rPr>
   </w:style>
 </w:styles>
 </file>
